--- a/flow/20230914_vu_template/drafts/2024-04-g/18-ЧТ-___.docx
+++ b/flow/20230914_vu_template/drafts/2024-04-g/18-ЧТ-___.docx
@@ -5970,6 +5970,32 @@
     </w:p>
     <w:p>
       <w:pPr>
+        <w:pStyle w:val="a"/>
+      </w:pPr>
+      <w:r>
+        <w:rPr>
+          <w:rFonts w:ascii="Times New Roman" w:hAnsi="Times New Roman"/>
+          <w:i/>
+          <w:color w:val="FF0000"/>
+          <w:sz w:val="24"/>
+        </w:rPr>
+        <w:t>Тропар (г. 8):</w:t>
+      </w:r>
+      <w:r>
+        <w:rPr>
+          <w:rFonts w:ascii="Times New Roman" w:hAnsi="Times New Roman"/>
+          <w:sz w:val="24"/>
+        </w:rPr>
+        <w:t xml:space="preserve"> У тобі отче дбайливо зберігся образ,* бо прийнявши хрест, ти пішов слідом за Христом* і ділом навчав ти погорджувати тілом, бо воно проминає,* а дбати про душу – єство безсмертне.* Тим-то з ангелами разом радується,* преподобний Йоане, дух твій.</w:t>
+      </w:r>
+    </w:p>
+    <w:p>
+      <w:pPr>
+        <w:pStyle w:val="a"/>
+      </w:pPr>
+    </w:p>
+    <w:p>
+      <w:pPr>
         <w:pStyle w:val="Heading3"/>
         <w:spacing w:after="120" w:before="0" w:lineRule="auto"/>
         <w:jc w:val="center"/>
@@ -20004,6 +20030,32 @@
           <w:rtl w:val="0"/>
         </w:rPr>
       </w:r>
+    </w:p>
+    <w:p>
+      <w:pPr>
+        <w:pStyle w:val="a"/>
+      </w:pPr>
+      <w:r>
+        <w:rPr>
+          <w:rFonts w:ascii="Times New Roman" w:hAnsi="Times New Roman"/>
+          <w:i/>
+          <w:color w:val="FF0000"/>
+          <w:sz w:val="24"/>
+        </w:rPr>
+        <w:t>Тропар (г. 8):</w:t>
+      </w:r>
+      <w:r>
+        <w:rPr>
+          <w:rFonts w:ascii="Times New Roman" w:hAnsi="Times New Roman"/>
+          <w:sz w:val="24"/>
+        </w:rPr>
+        <w:t xml:space="preserve"> У тобі отче дбайливо зберігся образ,* бо прийнявши хрест, ти пішов слідом за Христом* і ділом навчав ти погорджувати тілом, бо воно проминає,* а дбати про душу – єство безсмертне.* Тим-то з ангелами разом радується,* преподобний Йоане, дух твій.</w:t>
+      </w:r>
+    </w:p>
+    <w:p>
+      <w:pPr>
+        <w:pStyle w:val="a"/>
+      </w:pPr>
     </w:p>
     <w:p>
       <w:pPr>
